--- a/CV_Nicolas_Denna_2026_Hybrid.docx
+++ b/CV_Nicolas_Denna_2026_Hybrid.docx
@@ -702,7 +702,7 @@
                 <w:color w:val="1F3A5F"/>
                 <w:sz w:val="18"/>
               </w:rPr>
-              <w:t>keep the know-how, make it shine.</w:t>
+              <w:t>where heritage is the warp, and technology the weft.</w:t>
             </w:r>
           </w:p>
           <w:p>
